--- a/sw-export-templates/document.docx
+++ b/sw-export-templates/document.docx
@@ -2687,6 +2687,47 @@
     <w:basedOn w:val="TOCHeading"/>
     <w:qFormat/>
     <w:rsid w:val="00396F2B"/>
+  </w:style>
+  <w:style w:type="paragraph" w:styleId="EndnoteText">
+    <w:name w:val="endnote text"/>
+    <w:basedOn w:val="Normal"/>
+    <w:link w:val="EndnoteTextChar"/>
+    <w:uiPriority w:val="99"/>
+    <w:semiHidden/>
+    <w:unhideWhenUsed/>
+    <w:rsid w:val="00123E5F"/>
+    <w:pPr>
+      <w:spacing w:after="0" w:line="240" w:lineRule="auto"/>
+    </w:pPr>
+    <w:rPr>
+      <w:sz w:val="20"/>
+      <w:szCs w:val="20"/>
+    </w:rPr>
+  </w:style>
+  <w:style w:type="character" w:customStyle="1" w:styleId="EndnoteTextChar">
+    <w:name w:val="Endnote Text Char"/>
+    <w:basedOn w:val="DefaultParagraphFont"/>
+    <w:link w:val="EndnoteText"/>
+    <w:uiPriority w:val="99"/>
+    <w:semiHidden/>
+    <w:rsid w:val="00123E5F"/>
+    <w:rPr>
+      <w:rFonts w:ascii="Noto Serif" w:hAnsi="Noto Serif" w:cs="Noto Naskh Arabic"/>
+      <w:sz w:val="20"/>
+      <w:szCs w:val="20"/>
+      <w:lang w:val="en-US"/>
+    </w:rPr>
+  </w:style>
+  <w:style w:type="character" w:styleId="EndnoteReference">
+    <w:name w:val="endnote reference"/>
+    <w:basedOn w:val="DefaultParagraphFont"/>
+    <w:uiPriority w:val="99"/>
+    <w:semiHidden/>
+    <w:unhideWhenUsed/>
+    <w:rsid w:val="00123E5F"/>
+    <w:rPr>
+      <w:vertAlign w:val="superscript"/>
+    </w:rPr>
   </w:style>
 </w:styles>
 </file>

--- a/sw-export-templates/document.docx
+++ b/sw-export-templates/document.docx
@@ -20,7 +20,7 @@
     </w:p>
     <w:p>
       <w:pPr>
-        <w:pStyle w:val="Author"/>
+        <w:pStyle w:val="Date"/>
       </w:pPr>
       <w:r>
         <w:t>Author</w:t>
@@ -614,15 +614,7 @@
         <w:t xml:space="preserve">. </w:t>
       </w:r>
       <w:r>
-        <w:t xml:space="preserve">Image caption for the graph </w:t>
-      </w:r>
-      <w:proofErr w:type="gramStart"/>
-      <w:r>
-        <w:t>view</w:t>
-      </w:r>
-      <w:proofErr w:type="gramEnd"/>
-      <w:r>
-        <w:t xml:space="preserve"> for part of my Obsidian Vault.</w:t>
+        <w:t>Image caption for the graph view for part of my Obsidian Vault.</w:t>
       </w:r>
       <w:bookmarkEnd w:id="11"/>
     </w:p>
@@ -773,6 +765,14 @@
       </w:pPr>
       <w:r>
         <w:t>More text.</w:t>
+      </w:r>
+    </w:p>
+    <w:p>
+      <w:pPr>
+        <w:pStyle w:val="callout"/>
+      </w:pPr>
+      <w:r>
+        <w:t xml:space="preserve">This is a note callout. It spans more than one line. This is a note callout. It spans more than one line. This is a note callout. It spans more than one line. This is a note callout. It spans more than one line. </w:t>
       </w:r>
     </w:p>
     <w:p>
@@ -1091,21 +1091,11 @@
       <w:pStyle w:val="Header"/>
       <w:jc w:val="right"/>
     </w:pPr>
-    <w:r>
-      <w:fldChar w:fldCharType="begin"/>
-    </w:r>
-    <w:r>
-      <w:instrText xml:space="preserve"> DOCPROPERTY "Short Title"  \* MERGEFORMAT </w:instrText>
-    </w:r>
-    <w:r>
-      <w:fldChar w:fldCharType="separate"/>
-    </w:r>
-    <w:r>
-      <w:t>Document Short Title</w:t>
-    </w:r>
-    <w:r>
-      <w:fldChar w:fldCharType="end"/>
-    </w:r>
+    <w:fldSimple w:instr=" DOCPROPERTY &quot;Short Title&quot;  \* MERGEFORMAT ">
+      <w:r>
+        <w:t>Document Short Title</w:t>
+      </w:r>
+    </w:fldSimple>
   </w:p>
 </w:hdr>
 </file>
@@ -1484,7 +1474,7 @@
   <w:docDefaults>
     <w:rPrDefault>
       <w:rPr>
-        <w:rFonts w:asciiTheme="minorHAnsi" w:eastAsiaTheme="minorEastAsia" w:hAnsiTheme="minorHAnsi" w:cstheme="minorBidi"/>
+        <w:rFonts w:ascii="Noto Sans" w:eastAsia="Noto Sans" w:hAnsi="Noto Sans" w:cs="Scheherazade New"/>
         <w:sz w:val="24"/>
         <w:szCs w:val="24"/>
         <w:lang w:val="en-US" w:eastAsia="zh-CN" w:bidi="ar-SA"/>
@@ -1502,6 +1492,7 @@
     <w:lsdException w:name="header" w:uiPriority="99"/>
     <w:lsdException w:name="table of figures" w:uiPriority="99"/>
     <w:lsdException w:name="Hyperlink" w:uiPriority="99"/>
+    <w:lsdException w:name="Normal (Web)" w:uiPriority="99"/>
     <w:lsdException w:name="Normal Table" w:semiHidden="1" w:unhideWhenUsed="1"/>
     <w:lsdException w:name="Table Simple 1" w:semiHidden="1" w:unhideWhenUsed="1"/>
     <w:lsdException w:name="Table Simple 2" w:semiHidden="1" w:unhideWhenUsed="1"/>
@@ -1750,7 +1741,6 @@
     <w:qFormat/>
     <w:rsid w:val="002E6828"/>
     <w:rPr>
-      <w:rFonts w:ascii="Noto Sans" w:hAnsi="Noto Sans"/>
       <w:sz w:val="22"/>
     </w:rPr>
   </w:style>
@@ -1769,7 +1759,6 @@
       <w:outlineLvl w:val="0"/>
     </w:pPr>
     <w:rPr>
-      <w:rFonts w:asciiTheme="majorHAnsi" w:eastAsiaTheme="majorEastAsia" w:hAnsiTheme="majorHAnsi" w:cstheme="majorBidi"/>
       <w:b/>
       <w:color w:val="000000" w:themeColor="text1"/>
       <w:sz w:val="24"/>
@@ -1792,7 +1781,6 @@
       <w:outlineLvl w:val="1"/>
     </w:pPr>
     <w:rPr>
-      <w:rFonts w:asciiTheme="majorHAnsi" w:eastAsiaTheme="majorEastAsia" w:hAnsiTheme="majorHAnsi" w:cstheme="majorBidi"/>
       <w:b/>
       <w:i/>
       <w:color w:val="000000" w:themeColor="text1"/>
@@ -1815,7 +1803,6 @@
       <w:outlineLvl w:val="2"/>
     </w:pPr>
     <w:rPr>
-      <w:rFonts w:eastAsiaTheme="majorEastAsia" w:cstheme="majorBidi"/>
       <w:color w:val="000000" w:themeColor="text1"/>
       <w:szCs w:val="28"/>
     </w:rPr>
@@ -1837,7 +1824,6 @@
       <w:outlineLvl w:val="3"/>
     </w:pPr>
     <w:rPr>
-      <w:rFonts w:eastAsiaTheme="majorEastAsia" w:cstheme="majorBidi"/>
       <w:iCs/>
       <w:color w:val="000000" w:themeColor="text1"/>
       <w:sz w:val="20"/>
@@ -1860,7 +1846,6 @@
       <w:outlineLvl w:val="4"/>
     </w:pPr>
     <w:rPr>
-      <w:rFonts w:eastAsiaTheme="majorEastAsia" w:cstheme="majorBidi"/>
       <w:i/>
       <w:color w:val="000000" w:themeColor="text1"/>
       <w:sz w:val="20"/>
@@ -1883,7 +1868,6 @@
       <w:outlineLvl w:val="5"/>
     </w:pPr>
     <w:rPr>
-      <w:rFonts w:eastAsiaTheme="majorEastAsia" w:cstheme="majorBidi"/>
       <w:iCs/>
       <w:color w:val="000000" w:themeColor="text1"/>
       <w:sz w:val="18"/>
@@ -1905,7 +1889,6 @@
       <w:outlineLvl w:val="6"/>
     </w:pPr>
     <w:rPr>
-      <w:rFonts w:eastAsiaTheme="majorEastAsia" w:cstheme="majorBidi"/>
       <w:color w:val="000000" w:themeColor="text1"/>
     </w:rPr>
   </w:style>
@@ -1925,7 +1908,6 @@
       <w:outlineLvl w:val="7"/>
     </w:pPr>
     <w:rPr>
-      <w:rFonts w:eastAsiaTheme="majorEastAsia" w:cstheme="majorBidi"/>
       <w:i/>
       <w:iCs/>
       <w:color w:val="000000" w:themeColor="text1"/>
@@ -1947,7 +1929,6 @@
       <w:outlineLvl w:val="8"/>
     </w:pPr>
     <w:rPr>
-      <w:rFonts w:eastAsiaTheme="majorEastAsia" w:cstheme="majorBidi"/>
       <w:color w:val="000000" w:themeColor="text1"/>
     </w:rPr>
   </w:style>
@@ -2014,7 +1995,6 @@
       <w:jc w:val="center"/>
     </w:pPr>
     <w:rPr>
-      <w:rFonts w:asciiTheme="majorHAnsi" w:eastAsiaTheme="majorEastAsia" w:hAnsiTheme="majorHAnsi" w:cstheme="majorBidi"/>
       <w:sz w:val="56"/>
       <w:szCs w:val="56"/>
     </w:rPr>
@@ -2026,7 +2006,6 @@
     <w:uiPriority w:val="10"/>
     <w:rsid w:val="00A10FD9"/>
     <w:rPr>
-      <w:rFonts w:asciiTheme="majorHAnsi" w:eastAsiaTheme="majorEastAsia" w:hAnsiTheme="majorHAnsi" w:cstheme="majorBidi"/>
       <w:sz w:val="56"/>
       <w:szCs w:val="56"/>
     </w:rPr>
@@ -2057,7 +2036,6 @@
     <w:uiPriority w:val="11"/>
     <w:rsid w:val="00A10FD9"/>
     <w:rPr>
-      <w:rFonts w:eastAsiaTheme="majorEastAsia" w:cstheme="majorBidi"/>
       <w:color w:val="595959" w:themeColor="text1" w:themeTint="A6"/>
       <w:spacing w:val="15"/>
       <w:sz w:val="28"/>
@@ -2069,28 +2047,22 @@
     <w:basedOn w:val="Title"/>
     <w:next w:val="BodyText"/>
     <w:qFormat/>
+    <w:rsid w:val="00067691"/>
     <w:pPr>
       <w:keepNext/>
       <w:keepLines/>
     </w:pPr>
     <w:rPr>
-      <w:sz w:val="24"/>
-      <w:szCs w:val="24"/>
+      <w:sz w:val="22"/>
+      <w:szCs w:val="22"/>
     </w:rPr>
   </w:style>
   <w:style w:type="paragraph" w:styleId="Date">
     <w:name w:val="Date"/>
-    <w:basedOn w:val="Title"/>
+    <w:basedOn w:val="Author"/>
     <w:next w:val="BodyText"/>
     <w:qFormat/>
-    <w:pPr>
-      <w:keepNext/>
-      <w:keepLines/>
-    </w:pPr>
-    <w:rPr>
-      <w:sz w:val="24"/>
-      <w:szCs w:val="24"/>
-    </w:rPr>
+    <w:rsid w:val="00067691"/>
   </w:style>
   <w:style w:type="paragraph" w:customStyle="1" w:styleId="Abstractkeywordsheading">
     <w:name w:val="Abstract &amp; keywords heading"/>
@@ -2141,7 +2113,6 @@
     <w:uiPriority w:val="9"/>
     <w:rsid w:val="00396F2B"/>
     <w:rPr>
-      <w:rFonts w:asciiTheme="majorHAnsi" w:eastAsiaTheme="majorEastAsia" w:hAnsiTheme="majorHAnsi" w:cstheme="majorBidi"/>
       <w:b/>
       <w:color w:val="000000" w:themeColor="text1"/>
       <w:szCs w:val="40"/>
@@ -2154,7 +2125,6 @@
     <w:uiPriority w:val="9"/>
     <w:rsid w:val="00396F2B"/>
     <w:rPr>
-      <w:rFonts w:asciiTheme="majorHAnsi" w:eastAsiaTheme="majorEastAsia" w:hAnsiTheme="majorHAnsi" w:cstheme="majorBidi"/>
       <w:b/>
       <w:i/>
       <w:color w:val="000000" w:themeColor="text1"/>
@@ -2169,7 +2139,6 @@
     <w:uiPriority w:val="9"/>
     <w:rsid w:val="00396F2B"/>
     <w:rPr>
-      <w:rFonts w:ascii="Noto Sans" w:eastAsiaTheme="majorEastAsia" w:hAnsi="Noto Sans" w:cstheme="majorBidi"/>
       <w:color w:val="000000" w:themeColor="text1"/>
       <w:sz w:val="22"/>
       <w:szCs w:val="28"/>
@@ -2182,7 +2151,6 @@
     <w:uiPriority w:val="9"/>
     <w:rsid w:val="00396F2B"/>
     <w:rPr>
-      <w:rFonts w:ascii="Noto Sans" w:eastAsiaTheme="majorEastAsia" w:hAnsi="Noto Sans" w:cstheme="majorBidi"/>
       <w:iCs/>
       <w:color w:val="000000" w:themeColor="text1"/>
       <w:sz w:val="20"/>
@@ -2195,7 +2163,6 @@
     <w:uiPriority w:val="9"/>
     <w:rsid w:val="00396F2B"/>
     <w:rPr>
-      <w:rFonts w:ascii="Noto Sans" w:eastAsiaTheme="majorEastAsia" w:hAnsi="Noto Sans" w:cstheme="majorBidi"/>
       <w:i/>
       <w:color w:val="000000" w:themeColor="text1"/>
       <w:sz w:val="20"/>
@@ -2208,7 +2175,6 @@
     <w:uiPriority w:val="9"/>
     <w:rsid w:val="00396F2B"/>
     <w:rPr>
-      <w:rFonts w:ascii="Noto Sans" w:eastAsiaTheme="majorEastAsia" w:hAnsi="Noto Sans" w:cstheme="majorBidi"/>
       <w:iCs/>
       <w:color w:val="000000" w:themeColor="text1"/>
       <w:sz w:val="18"/>
@@ -2221,7 +2187,6 @@
     <w:uiPriority w:val="9"/>
     <w:rsid w:val="00E53405"/>
     <w:rPr>
-      <w:rFonts w:eastAsiaTheme="majorEastAsia" w:cstheme="majorBidi"/>
       <w:color w:val="000000" w:themeColor="text1"/>
     </w:rPr>
   </w:style>
@@ -2232,7 +2197,6 @@
     <w:uiPriority w:val="9"/>
     <w:rsid w:val="00E53405"/>
     <w:rPr>
-      <w:rFonts w:eastAsiaTheme="majorEastAsia" w:cstheme="majorBidi"/>
       <w:i/>
       <w:iCs/>
       <w:color w:val="000000" w:themeColor="text1"/>
@@ -2245,7 +2209,6 @@
     <w:uiPriority w:val="9"/>
     <w:rsid w:val="00E53405"/>
     <w:rPr>
-      <w:rFonts w:eastAsiaTheme="majorEastAsia" w:cstheme="majorBidi"/>
       <w:color w:val="000000" w:themeColor="text1"/>
     </w:rPr>
   </w:style>
@@ -2362,7 +2325,6 @@
     <w:link w:val="Caption"/>
     <w:rsid w:val="00396F2B"/>
     <w:rPr>
-      <w:rFonts w:ascii="Noto Sans" w:hAnsi="Noto Sans"/>
       <w:i/>
       <w:sz w:val="20"/>
     </w:rPr>
@@ -2380,7 +2342,6 @@
     <w:name w:val="Section Number"/>
     <w:basedOn w:val="CaptionChar"/>
     <w:rPr>
-      <w:rFonts w:ascii="Noto Sans" w:hAnsi="Noto Sans"/>
       <w:i/>
       <w:sz w:val="20"/>
     </w:rPr>
@@ -2389,7 +2350,6 @@
     <w:name w:val="footnote reference"/>
     <w:basedOn w:val="CaptionChar"/>
     <w:rPr>
-      <w:rFonts w:ascii="Noto Sans" w:hAnsi="Noto Sans"/>
       <w:i/>
       <w:sz w:val="20"/>
       <w:vertAlign w:val="superscript"/>
@@ -2399,10 +2359,10 @@
     <w:name w:val="Hyperlink"/>
     <w:basedOn w:val="CaptionChar"/>
     <w:uiPriority w:val="99"/>
-    <w:rPr>
-      <w:rFonts w:ascii="Noto Sans" w:hAnsi="Noto Sans"/>
+    <w:rsid w:val="003765A3"/>
+    <w:rPr>
       <w:i/>
-      <w:color w:val="156082" w:themeColor="accent1"/>
+      <w:color w:val="074F6A" w:themeColor="accent4" w:themeShade="80"/>
       <w:sz w:val="20"/>
     </w:rPr>
   </w:style>
@@ -2419,7 +2379,6 @@
       <w:outlineLvl w:val="9"/>
     </w:pPr>
     <w:rPr>
-      <w:rFonts w:ascii="Noto Sans" w:hAnsi="Noto Sans"/>
       <w:sz w:val="22"/>
     </w:rPr>
   </w:style>
@@ -2475,7 +2434,6 @@
       <w:spacing w:before="240" w:after="120"/>
     </w:pPr>
     <w:rPr>
-      <w:rFonts w:cs="Times New Roman"/>
       <w:bCs/>
       <w:sz w:val="21"/>
     </w:rPr>
@@ -2492,7 +2450,6 @@
       <w:ind w:left="220"/>
     </w:pPr>
     <w:rPr>
-      <w:rFonts w:asciiTheme="minorHAnsi" w:hAnsiTheme="minorHAnsi" w:cs="Times New Roman"/>
       <w:i/>
       <w:iCs/>
       <w:sz w:val="20"/>
@@ -2509,7 +2466,6 @@
       <w:ind w:left="440"/>
     </w:pPr>
     <w:rPr>
-      <w:rFonts w:asciiTheme="minorHAnsi" w:hAnsiTheme="minorHAnsi" w:cs="Times New Roman"/>
       <w:sz w:val="20"/>
     </w:rPr>
   </w:style>
@@ -2524,7 +2480,6 @@
       <w:ind w:left="660"/>
     </w:pPr>
     <w:rPr>
-      <w:rFonts w:asciiTheme="minorHAnsi" w:hAnsiTheme="minorHAnsi" w:cs="Times New Roman"/>
       <w:sz w:val="20"/>
     </w:rPr>
   </w:style>
@@ -2539,7 +2494,6 @@
       <w:ind w:left="880"/>
     </w:pPr>
     <w:rPr>
-      <w:rFonts w:asciiTheme="minorHAnsi" w:hAnsiTheme="minorHAnsi" w:cs="Times New Roman"/>
       <w:sz w:val="20"/>
     </w:rPr>
   </w:style>
@@ -2554,7 +2508,6 @@
       <w:ind w:left="1100"/>
     </w:pPr>
     <w:rPr>
-      <w:rFonts w:asciiTheme="minorHAnsi" w:hAnsiTheme="minorHAnsi" w:cs="Times New Roman"/>
       <w:sz w:val="20"/>
     </w:rPr>
   </w:style>
@@ -2569,7 +2522,6 @@
       <w:ind w:left="1320"/>
     </w:pPr>
     <w:rPr>
-      <w:rFonts w:asciiTheme="minorHAnsi" w:hAnsiTheme="minorHAnsi" w:cs="Times New Roman"/>
       <w:sz w:val="20"/>
     </w:rPr>
   </w:style>
@@ -2584,7 +2536,6 @@
       <w:ind w:left="1540"/>
     </w:pPr>
     <w:rPr>
-      <w:rFonts w:asciiTheme="minorHAnsi" w:hAnsiTheme="minorHAnsi" w:cs="Times New Roman"/>
       <w:sz w:val="20"/>
     </w:rPr>
   </w:style>
@@ -2599,7 +2550,6 @@
       <w:ind w:left="1760"/>
     </w:pPr>
     <w:rPr>
-      <w:rFonts w:asciiTheme="minorHAnsi" w:hAnsiTheme="minorHAnsi" w:cs="Times New Roman"/>
       <w:sz w:val="20"/>
     </w:rPr>
   </w:style>
@@ -2628,7 +2578,6 @@
     <w:uiPriority w:val="99"/>
     <w:rsid w:val="004E5D30"/>
     <w:rPr>
-      <w:rFonts w:ascii="Noto Sans" w:hAnsi="Noto Sans"/>
       <w:i/>
       <w:sz w:val="20"/>
     </w:rPr>
@@ -2652,7 +2601,6 @@
     <w:link w:val="Footer"/>
     <w:rsid w:val="009E5890"/>
     <w:rPr>
-      <w:rFonts w:ascii="Noto Sans" w:hAnsi="Noto Sans"/>
       <w:sz w:val="22"/>
     </w:rPr>
   </w:style>
@@ -2697,7 +2645,7 @@
     <w:unhideWhenUsed/>
     <w:rsid w:val="00123E5F"/>
     <w:pPr>
-      <w:spacing w:after="0" w:line="240" w:lineRule="auto"/>
+      <w:spacing w:after="0"/>
     </w:pPr>
     <w:rPr>
       <w:sz w:val="20"/>
@@ -2712,7 +2660,6 @@
     <w:semiHidden/>
     <w:rsid w:val="00123E5F"/>
     <w:rPr>
-      <w:rFonts w:ascii="Noto Serif" w:hAnsi="Noto Serif" w:cs="Noto Naskh Arabic"/>
       <w:sz w:val="20"/>
       <w:szCs w:val="20"/>
       <w:lang w:val="en-US"/>
@@ -2728,6 +2675,38 @@
     <w:rPr>
       <w:vertAlign w:val="superscript"/>
     </w:rPr>
+  </w:style>
+  <w:style w:type="paragraph" w:styleId="NormalWeb">
+    <w:name w:val="Normal (Web)"/>
+    <w:basedOn w:val="Normal"/>
+    <w:uiPriority w:val="99"/>
+    <w:unhideWhenUsed/>
+    <w:rsid w:val="00016345"/>
+    <w:pPr>
+      <w:spacing w:before="85" w:after="85"/>
+    </w:pPr>
+    <w:rPr>
+      <w:rFonts w:ascii="Times New Roman" w:eastAsia="Times New Roman" w:hAnsi="Times New Roman" w:cs="Times New Roman"/>
+      <w:sz w:val="24"/>
+      <w:lang w:val="en-CA" w:eastAsia="en-US"/>
+    </w:rPr>
+  </w:style>
+  <w:style w:type="paragraph" w:customStyle="1" w:styleId="callout">
+    <w:name w:val="callout"/>
+    <w:basedOn w:val="Normal"/>
+    <w:qFormat/>
+    <w:rsid w:val="00016345"/>
+    <w:pPr>
+      <w:pBdr>
+        <w:top w:val="single" w:sz="4" w:space="14" w:color="DAC60A" w:shadow="1"/>
+        <w:left w:val="single" w:sz="4" w:space="14" w:color="DAC60A" w:shadow="1"/>
+        <w:bottom w:val="single" w:sz="4" w:space="14" w:color="DAC60A" w:shadow="1"/>
+        <w:right w:val="single" w:sz="4" w:space="14" w:color="DAC60A" w:shadow="1"/>
+      </w:pBdr>
+      <w:shd w:val="clear" w:color="auto" w:fill="F0E9BC"/>
+      <w:spacing w:before="284" w:after="284"/>
+      <w:ind w:left="284" w:right="284"/>
+    </w:pPr>
   </w:style>
 </w:styles>
 </file>

--- a/sw-export-templates/document.docx
+++ b/sw-export-templates/document.docx
@@ -20,7 +20,7 @@
     </w:p>
     <w:p>
       <w:pPr>
-        <w:pStyle w:val="Date"/>
+        <w:pStyle w:val="Author"/>
       </w:pPr>
       <w:r>
         <w:t>Author</w:t>
@@ -440,7 +440,19 @@
           <w:rPr>
             <w:rStyle w:val="Hyperlink"/>
           </w:rPr>
-          <w:t>Hyperlink</w:t>
+          <w:t>Hyperl</w:t>
+        </w:r>
+        <w:r>
+          <w:rPr>
+            <w:rStyle w:val="Hyperlink"/>
+          </w:rPr>
+          <w:t>i</w:t>
+        </w:r>
+        <w:r>
+          <w:rPr>
+            <w:rStyle w:val="Hyperlink"/>
+          </w:rPr>
+          <w:t>nk</w:t>
         </w:r>
       </w:hyperlink>
       <w:r>
@@ -773,6 +785,54 @@
       </w:pPr>
       <w:r>
         <w:t xml:space="preserve">This is a note callout. It spans more than one line. This is a note callout. It spans more than one line. This is a note callout. It spans more than one line. This is a note callout. It spans more than one line. </w:t>
+      </w:r>
+    </w:p>
+    <w:p>
+      <w:pPr>
+        <w:pStyle w:val="CalloutAbstract"/>
+        <w:rPr>
+          <w:b/>
+          <w:bCs/>
+        </w:rPr>
+      </w:pPr>
+      <w:r>
+        <w:rPr>
+          <w:b/>
+          <w:bCs/>
+        </w:rPr>
+        <w:t>Abstract</w:t>
+      </w:r>
+    </w:p>
+    <w:p>
+      <w:pPr>
+        <w:pStyle w:val="CalloutAbstract"/>
+      </w:pPr>
+      <w:r>
+        <w:t>Abstract text</w:t>
+      </w:r>
+    </w:p>
+    <w:p>
+      <w:pPr>
+        <w:pStyle w:val="CalloutDanger"/>
+        <w:rPr>
+          <w:b/>
+          <w:bCs/>
+        </w:rPr>
+      </w:pPr>
+      <w:r>
+        <w:rPr>
+          <w:b/>
+          <w:bCs/>
+        </w:rPr>
+        <w:t>Danger</w:t>
+      </w:r>
+    </w:p>
+    <w:p>
+      <w:pPr>
+        <w:pStyle w:val="CalloutDanger"/>
+      </w:pPr>
+      <w:r>
+        <w:t>Danger text</w:t>
       </w:r>
     </w:p>
     <w:p>
@@ -2357,13 +2417,12 @@
   </w:style>
   <w:style w:type="character" w:styleId="Hyperlink">
     <w:name w:val="Hyperlink"/>
-    <w:basedOn w:val="CaptionChar"/>
+    <w:basedOn w:val="DefaultParagraphFont"/>
     <w:uiPriority w:val="99"/>
-    <w:rsid w:val="003765A3"/>
-    <w:rPr>
-      <w:i/>
-      <w:color w:val="074F6A" w:themeColor="accent4" w:themeShade="80"/>
-      <w:sz w:val="20"/>
+    <w:rsid w:val="006C07C6"/>
+    <w:rPr>
+      <w:i w:val="0"/>
+      <w:color w:val="002060"/>
     </w:rPr>
   </w:style>
   <w:style w:type="paragraph" w:styleId="TOCHeading">
@@ -2695,18 +2754,211 @@
     <w:name w:val="callout"/>
     <w:basedOn w:val="Normal"/>
     <w:qFormat/>
-    <w:rsid w:val="00016345"/>
+    <w:rsid w:val="00E02226"/>
     <w:pPr>
       <w:pBdr>
-        <w:top w:val="single" w:sz="4" w:space="14" w:color="DAC60A" w:shadow="1"/>
-        <w:left w:val="single" w:sz="4" w:space="14" w:color="DAC60A" w:shadow="1"/>
-        <w:bottom w:val="single" w:sz="4" w:space="14" w:color="DAC60A" w:shadow="1"/>
-        <w:right w:val="single" w:sz="4" w:space="14" w:color="DAC60A" w:shadow="1"/>
+        <w:top w:val="single" w:sz="4" w:space="7" w:color="F9D018" w:shadow="1"/>
+        <w:left w:val="single" w:sz="4" w:space="7" w:color="F9D018" w:shadow="1"/>
+        <w:bottom w:val="single" w:sz="4" w:space="7" w:color="F9D018" w:shadow="1"/>
+        <w:right w:val="single" w:sz="4" w:space="7" w:color="F9D018" w:shadow="1"/>
       </w:pBdr>
       <w:shd w:val="clear" w:color="auto" w:fill="F0E9BC"/>
-      <w:spacing w:before="284" w:after="284"/>
-      <w:ind w:left="284" w:right="284"/>
-    </w:pPr>
+      <w:spacing w:before="120" w:after="120"/>
+      <w:ind w:left="851" w:right="851"/>
+      <w:contextualSpacing/>
+    </w:pPr>
+  </w:style>
+  <w:style w:type="paragraph" w:customStyle="1" w:styleId="CalloutQuote">
+    <w:name w:val="Callout Quote"/>
+    <w:basedOn w:val="callout"/>
+    <w:qFormat/>
+    <w:pPr>
+      <w:pBdr>
+        <w:top w:val="single" w:sz="4" w:space="7" w:color="9E9E9E" w:shadow="1"/>
+        <w:left w:val="single" w:sz="4" w:space="7" w:color="9E9E9E" w:shadow="1"/>
+        <w:bottom w:val="single" w:sz="4" w:space="7" w:color="9E9E9E" w:shadow="1"/>
+        <w:right w:val="single" w:sz="4" w:space="7" w:color="9E9E9E" w:shadow="1"/>
+      </w:pBdr>
+      <w:shd w:val="clear" w:color="auto" w:fill="F5F5F5"/>
+    </w:pPr>
+  </w:style>
+  <w:style w:type="paragraph" w:customStyle="1" w:styleId="CalloutExample">
+    <w:name w:val="Callout Example"/>
+    <w:basedOn w:val="callout"/>
+    <w:qFormat/>
+    <w:pPr>
+      <w:pBdr>
+        <w:top w:val="single" w:sz="4" w:space="7" w:color="7852EE" w:shadow="1"/>
+        <w:left w:val="single" w:sz="4" w:space="7" w:color="7852EE" w:shadow="1"/>
+        <w:bottom w:val="single" w:sz="4" w:space="7" w:color="7852EE" w:shadow="1"/>
+        <w:right w:val="single" w:sz="4" w:space="7" w:color="7852EE" w:shadow="1"/>
+      </w:pBdr>
+      <w:shd w:val="clear" w:color="auto" w:fill="F2EEFD"/>
+    </w:pPr>
+  </w:style>
+  <w:style w:type="paragraph" w:customStyle="1" w:styleId="CalloutBug">
+    <w:name w:val="Callout Bug"/>
+    <w:basedOn w:val="callout"/>
+    <w:qFormat/>
+    <w:pPr>
+      <w:pBdr>
+        <w:top w:val="single" w:sz="4" w:space="7" w:color="E93147" w:shadow="1"/>
+        <w:left w:val="single" w:sz="4" w:space="7" w:color="E93147" w:shadow="1"/>
+        <w:bottom w:val="single" w:sz="4" w:space="7" w:color="E93147" w:shadow="1"/>
+        <w:right w:val="single" w:sz="4" w:space="7" w:color="E93147" w:shadow="1"/>
+      </w:pBdr>
+      <w:shd w:val="clear" w:color="auto" w:fill="FDEAED"/>
+    </w:pPr>
+  </w:style>
+  <w:style w:type="paragraph" w:customStyle="1" w:styleId="CalloutDanger">
+    <w:name w:val="Callout Danger"/>
+    <w:basedOn w:val="callout"/>
+    <w:qFormat/>
+    <w:pPr>
+      <w:pBdr>
+        <w:top w:val="single" w:sz="4" w:space="7" w:color="E93147" w:shadow="1"/>
+        <w:left w:val="single" w:sz="4" w:space="7" w:color="E93147" w:shadow="1"/>
+        <w:bottom w:val="single" w:sz="4" w:space="7" w:color="E93147" w:shadow="1"/>
+        <w:right w:val="single" w:sz="4" w:space="7" w:color="E93147" w:shadow="1"/>
+      </w:pBdr>
+      <w:shd w:val="clear" w:color="auto" w:fill="FDEAED"/>
+    </w:pPr>
+  </w:style>
+  <w:style w:type="paragraph" w:customStyle="1" w:styleId="CalloutFailure">
+    <w:name w:val="Callout Failure"/>
+    <w:basedOn w:val="callout"/>
+    <w:qFormat/>
+    <w:pPr>
+      <w:pBdr>
+        <w:top w:val="single" w:sz="4" w:space="7" w:color="E93147" w:shadow="1"/>
+        <w:left w:val="single" w:sz="4" w:space="7" w:color="E93147" w:shadow="1"/>
+        <w:bottom w:val="single" w:sz="4" w:space="7" w:color="E93147" w:shadow="1"/>
+        <w:right w:val="single" w:sz="4" w:space="7" w:color="E93147" w:shadow="1"/>
+      </w:pBdr>
+      <w:shd w:val="clear" w:color="auto" w:fill="FDEAED"/>
+    </w:pPr>
+  </w:style>
+  <w:style w:type="paragraph" w:customStyle="1" w:styleId="CalloutWarning">
+    <w:name w:val="Callout Warning"/>
+    <w:basedOn w:val="callout"/>
+    <w:qFormat/>
+    <w:pPr>
+      <w:pBdr>
+        <w:top w:val="single" w:sz="4" w:space="7" w:color="EC7500" w:shadow="1"/>
+        <w:left w:val="single" w:sz="4" w:space="7" w:color="EC7500" w:shadow="1"/>
+        <w:bottom w:val="single" w:sz="4" w:space="7" w:color="EC7500" w:shadow="1"/>
+        <w:right w:val="single" w:sz="4" w:space="7" w:color="EC7500" w:shadow="1"/>
+      </w:pBdr>
+      <w:shd w:val="clear" w:color="auto" w:fill="FDF1E6"/>
+    </w:pPr>
+  </w:style>
+  <w:style w:type="paragraph" w:customStyle="1" w:styleId="CalloutQuestion">
+    <w:name w:val="Callout Question"/>
+    <w:basedOn w:val="callout"/>
+    <w:qFormat/>
+    <w:pPr>
+      <w:pBdr>
+        <w:top w:val="single" w:sz="4" w:space="7" w:color="EC7500" w:shadow="1"/>
+        <w:left w:val="single" w:sz="4" w:space="7" w:color="EC7500" w:shadow="1"/>
+        <w:bottom w:val="single" w:sz="4" w:space="7" w:color="EC7500" w:shadow="1"/>
+        <w:right w:val="single" w:sz="4" w:space="7" w:color="EC7500" w:shadow="1"/>
+      </w:pBdr>
+      <w:shd w:val="clear" w:color="auto" w:fill="FDF1E6"/>
+    </w:pPr>
+  </w:style>
+  <w:style w:type="paragraph" w:customStyle="1" w:styleId="CalloutSuccess">
+    <w:name w:val="Callout Success"/>
+    <w:basedOn w:val="callout"/>
+    <w:qFormat/>
+    <w:pPr>
+      <w:pBdr>
+        <w:top w:val="single" w:sz="4" w:space="7" w:color="08B94E" w:shadow="1"/>
+        <w:left w:val="single" w:sz="4" w:space="7" w:color="08B94E" w:shadow="1"/>
+        <w:bottom w:val="single" w:sz="4" w:space="7" w:color="08B94E" w:shadow="1"/>
+        <w:right w:val="single" w:sz="4" w:space="7" w:color="08B94E" w:shadow="1"/>
+      </w:pBdr>
+      <w:shd w:val="clear" w:color="auto" w:fill="E6F8ED"/>
+    </w:pPr>
+  </w:style>
+  <w:style w:type="paragraph" w:customStyle="1" w:styleId="CalloutTip">
+    <w:name w:val="Callout Tip"/>
+    <w:basedOn w:val="callout"/>
+    <w:qFormat/>
+    <w:pPr>
+      <w:pBdr>
+        <w:top w:val="single" w:sz="4" w:space="7" w:color="00BFA5" w:shadow="1"/>
+        <w:left w:val="single" w:sz="4" w:space="7" w:color="00BFA5" w:shadow="1"/>
+        <w:bottom w:val="single" w:sz="4" w:space="7" w:color="00BFA5" w:shadow="1"/>
+        <w:right w:val="single" w:sz="4" w:space="7" w:color="00BFA5" w:shadow="1"/>
+      </w:pBdr>
+      <w:shd w:val="clear" w:color="auto" w:fill="E6F9F6"/>
+    </w:pPr>
+  </w:style>
+  <w:style w:type="paragraph" w:customStyle="1" w:styleId="CalloutTodo">
+    <w:name w:val="Callout Todo"/>
+    <w:basedOn w:val="callout"/>
+    <w:qFormat/>
+    <w:pPr>
+      <w:pBdr>
+        <w:top w:val="single" w:sz="4" w:space="7" w:color="00B8D4" w:shadow="1"/>
+        <w:left w:val="single" w:sz="4" w:space="7" w:color="00B8D4" w:shadow="1"/>
+        <w:bottom w:val="single" w:sz="4" w:space="7" w:color="00B8D4" w:shadow="1"/>
+        <w:right w:val="single" w:sz="4" w:space="7" w:color="00B8D4" w:shadow="1"/>
+      </w:pBdr>
+      <w:shd w:val="clear" w:color="auto" w:fill="E6F8FB"/>
+    </w:pPr>
+  </w:style>
+  <w:style w:type="paragraph" w:customStyle="1" w:styleId="CalloutInfo">
+    <w:name w:val="Callout Info"/>
+    <w:basedOn w:val="callout"/>
+    <w:qFormat/>
+    <w:pPr>
+      <w:pBdr>
+        <w:top w:val="single" w:sz="4" w:space="7" w:color="00B8D4" w:shadow="1"/>
+        <w:left w:val="single" w:sz="4" w:space="7" w:color="00B8D4" w:shadow="1"/>
+        <w:bottom w:val="single" w:sz="4" w:space="7" w:color="00B8D4" w:shadow="1"/>
+        <w:right w:val="single" w:sz="4" w:space="7" w:color="00B8D4" w:shadow="1"/>
+      </w:pBdr>
+      <w:shd w:val="clear" w:color="auto" w:fill="E6F8FB"/>
+    </w:pPr>
+  </w:style>
+  <w:style w:type="paragraph" w:customStyle="1" w:styleId="CalloutAbstract">
+    <w:name w:val="Callout Abstract"/>
+    <w:basedOn w:val="callout"/>
+    <w:qFormat/>
+    <w:pPr>
+      <w:pBdr>
+        <w:top w:val="single" w:sz="4" w:space="7" w:color="00B0FF" w:shadow="1"/>
+        <w:left w:val="single" w:sz="4" w:space="7" w:color="00B0FF" w:shadow="1"/>
+        <w:bottom w:val="single" w:sz="4" w:space="7" w:color="00B0FF" w:shadow="1"/>
+        <w:right w:val="single" w:sz="4" w:space="7" w:color="00B0FF" w:shadow="1"/>
+      </w:pBdr>
+      <w:shd w:val="clear" w:color="auto" w:fill="E6F7FF"/>
+    </w:pPr>
+  </w:style>
+  <w:style w:type="paragraph" w:customStyle="1" w:styleId="CalloutNote">
+    <w:name w:val="Callout Note"/>
+    <w:basedOn w:val="callout"/>
+    <w:qFormat/>
+    <w:pPr>
+      <w:pBdr>
+        <w:top w:val="single" w:sz="4" w:space="7" w:color="448AFF" w:shadow="1"/>
+        <w:left w:val="single" w:sz="4" w:space="7" w:color="448AFF" w:shadow="1"/>
+        <w:bottom w:val="single" w:sz="4" w:space="7" w:color="448AFF" w:shadow="1"/>
+        <w:right w:val="single" w:sz="4" w:space="7" w:color="448AFF" w:shadow="1"/>
+      </w:pBdr>
+      <w:shd w:val="clear" w:color="auto" w:fill="ECF3FF"/>
+    </w:pPr>
+  </w:style>
+  <w:style w:type="character" w:styleId="FollowedHyperlink">
+    <w:name w:val="FollowedHyperlink"/>
+    <w:basedOn w:val="Hyperlink"/>
+    <w:rsid w:val="006C07C6"/>
+    <w:rPr>
+      <w:i w:val="0"/>
+      <w:color w:val="002060"/>
+      <w:u w:val="none"/>
+    </w:rPr>
   </w:style>
 </w:styles>
 </file>

--- a/sw-export-templates/document.docx
+++ b/sw-export-templates/document.docx
@@ -440,19 +440,7 @@
           <w:rPr>
             <w:rStyle w:val="Hyperlink"/>
           </w:rPr>
-          <w:t>Hyperl</w:t>
-        </w:r>
-        <w:r>
-          <w:rPr>
-            <w:rStyle w:val="Hyperlink"/>
-          </w:rPr>
-          <w:t>i</w:t>
-        </w:r>
-        <w:r>
-          <w:rPr>
-            <w:rStyle w:val="Hyperlink"/>
-          </w:rPr>
-          <w:t>nk</w:t>
+          <w:t>Hyperlink</w:t>
         </w:r>
       </w:hyperlink>
       <w:r>
@@ -467,6 +455,58 @@
     </w:p>
     <w:p>
       <w:pPr>
+        <w:pStyle w:val="Bibliographicreference-body"/>
+      </w:pPr>
+      <w:r>
+        <w:t xml:space="preserve">Bourdieu, Pierre. 1984. </w:t>
+      </w:r>
+      <w:r>
+        <w:rPr>
+          <w:rStyle w:val="Emphasis"/>
+        </w:rPr>
+        <w:t>Distinction: A Social Critique of the Judgment of Taste</w:t>
+      </w:r>
+      <w:r>
+        <w:t>. Harvard University Press.</w:t>
+      </w:r>
+    </w:p>
+    <w:p>
+      <w:pPr>
+        <w:pStyle w:val="Bibliographicreference-body"/>
+      </w:pPr>
+      <w:r>
+        <w:lastRenderedPageBreak/>
+        <w:t xml:space="preserve">Foucault, Michel. 1980. </w:t>
+      </w:r>
+      <w:r>
+        <w:rPr>
+          <w:rStyle w:val="Emphasis"/>
+        </w:rPr>
+        <w:t>Power/Knowledge</w:t>
+      </w:r>
+      <w:r>
+        <w:t>. Edited by Colin Gordon. Harvester.</w:t>
+      </w:r>
+    </w:p>
+    <w:p>
+      <w:pPr>
+        <w:pStyle w:val="Bibliographicreference-body"/>
+      </w:pPr>
+      <w:r>
+        <w:t xml:space="preserve">Hill, Joseph. 2018. </w:t>
+      </w:r>
+      <w:r>
+        <w:rPr>
+          <w:rStyle w:val="Emphasis"/>
+        </w:rPr>
+        <w:t>Wrapping Authority: Women Islamic Leaders in a Sufi Movement in Dakar, Senegal</w:t>
+      </w:r>
+      <w:r>
+        <w:t>. University of Toronto Press.</w:t>
+      </w:r>
+    </w:p>
+    <w:p>
+      <w:pPr>
         <w:pStyle w:val="BlockText"/>
       </w:pPr>
       <w:r>
@@ -478,7 +518,6 @@
         <w:pStyle w:val="TableCaption"/>
       </w:pPr>
       <w:r>
-        <w:lastRenderedPageBreak/>
         <w:t>Table caption.</w:t>
       </w:r>
     </w:p>
@@ -671,6 +710,7 @@
         <w:pStyle w:val="ListNumber"/>
       </w:pPr>
       <w:r>
+        <w:lastRenderedPageBreak/>
         <w:t>Numbered list item</w:t>
       </w:r>
     </w:p>
@@ -715,7 +755,6 @@
         </w:numPr>
       </w:pPr>
       <w:r>
-        <w:lastRenderedPageBreak/>
         <w:t>Numbered list</w:t>
       </w:r>
     </w:p>
@@ -1552,6 +1591,7 @@
     <w:lsdException w:name="header" w:uiPriority="99"/>
     <w:lsdException w:name="table of figures" w:uiPriority="99"/>
     <w:lsdException w:name="Hyperlink" w:uiPriority="99"/>
+    <w:lsdException w:name="Emphasis" w:uiPriority="20" w:qFormat="1"/>
     <w:lsdException w:name="Normal (Web)" w:uiPriority="99"/>
     <w:lsdException w:name="Normal Table" w:semiHidden="1" w:unhideWhenUsed="1"/>
     <w:lsdException w:name="Table Simple 1" w:semiHidden="1" w:unhideWhenUsed="1"/>
@@ -2160,9 +2200,9 @@
     <w:name w:val="Bibliography"/>
     <w:basedOn w:val="Normal"/>
     <w:qFormat/>
-    <w:rsid w:val="005537F7"/>
-    <w:pPr>
-      <w:spacing w:after="113"/>
+    <w:rsid w:val="00494A64"/>
+    <w:pPr>
+      <w:spacing w:after="142"/>
       <w:ind w:left="425" w:hanging="425"/>
     </w:pPr>
   </w:style>
@@ -2958,6 +2998,39 @@
       <w:i w:val="0"/>
       <w:color w:val="002060"/>
       <w:u w:val="none"/>
+    </w:rPr>
+  </w:style>
+  <w:style w:type="paragraph" w:customStyle="1" w:styleId="Bibliographicreference-body">
+    <w:name w:val="Bibliographic reference - body"/>
+    <w:basedOn w:val="Bibliography"/>
+    <w:qFormat/>
+    <w:rsid w:val="00494A64"/>
+    <w:pPr>
+      <w:ind w:left="992"/>
+    </w:pPr>
+  </w:style>
+  <w:style w:type="character" w:styleId="Emphasis">
+    <w:name w:val="Emphasis"/>
+    <w:basedOn w:val="DefaultParagraphFont"/>
+    <w:uiPriority w:val="20"/>
+    <w:qFormat/>
+    <w:rsid w:val="00494A64"/>
+    <w:rPr>
+      <w:i/>
+      <w:iCs/>
+    </w:rPr>
+  </w:style>
+  <w:style w:type="paragraph" w:customStyle="1" w:styleId="western">
+    <w:name w:val="western"/>
+    <w:basedOn w:val="Normal"/>
+    <w:rsid w:val="00494A64"/>
+    <w:pPr>
+      <w:spacing w:before="85" w:after="85"/>
+    </w:pPr>
+    <w:rPr>
+      <w:rFonts w:eastAsia="Times New Roman" w:cs="Noto Sans"/>
+      <w:szCs w:val="22"/>
+      <w:lang w:val="en-CA" w:eastAsia="en-US"/>
     </w:rPr>
   </w:style>
 </w:styles>

--- a/sw-export-templates/document.docx
+++ b/sw-export-templates/document.docx
@@ -422,6 +422,9 @@
     <w:p>
       <w:pPr>
         <w:pStyle w:val="BodyText"/>
+        <w:rPr>
+          <w:lang w:val="fr-FR"/>
+        </w:rPr>
       </w:pPr>
       <w:r>
         <w:t xml:space="preserve">Body Text. Body Text Char. </w:t>
@@ -429,21 +432,42 @@
       <w:r>
         <w:rPr>
           <w:rStyle w:val="VerbatimChar"/>
+          <w:lang w:val="fr-FR"/>
         </w:rPr>
         <w:t>Verbatim Char</w:t>
       </w:r>
       <w:r>
+        <w:rPr>
+          <w:lang w:val="fr-FR"/>
+        </w:rPr>
         <w:t xml:space="preserve">. </w:t>
       </w:r>
-      <w:hyperlink r:id="rId7">
-        <w:r>
-          <w:rPr>
-            <w:rStyle w:val="Hyperlink"/>
-          </w:rPr>
-          <w:t>Hyperlink</w:t>
-        </w:r>
-      </w:hyperlink>
-      <w:r>
+      <w:r>
+        <w:fldChar w:fldCharType="begin"/>
+      </w:r>
+      <w:r>
+        <w:rPr>
+          <w:lang w:val="fr-FR"/>
+        </w:rPr>
+        <w:instrText>HYPERLINK "http://example.com" \h</w:instrText>
+      </w:r>
+      <w:r>
+        <w:fldChar w:fldCharType="separate"/>
+      </w:r>
+      <w:r>
+        <w:rPr>
+          <w:rStyle w:val="Hyperlink"/>
+          <w:lang w:val="fr-FR"/>
+        </w:rPr>
+        <w:t>Hyperlink</w:t>
+      </w:r>
+      <w:r>
+        <w:fldChar w:fldCharType="end"/>
+      </w:r>
+      <w:r>
+        <w:rPr>
+          <w:lang w:val="fr-FR"/>
+        </w:rPr>
         <w:t>. Footnote.</w:t>
       </w:r>
       <w:r>
@@ -458,7 +482,13 @@
         <w:pStyle w:val="Bibliographicreference-body"/>
       </w:pPr>
       <w:r>
-        <w:t xml:space="preserve">Bourdieu, Pierre. 1984. </w:t>
+        <w:rPr>
+          <w:lang w:val="fr-FR"/>
+        </w:rPr>
+        <w:t xml:space="preserve">Bourdieu, Pierre. </w:t>
+      </w:r>
+      <w:r>
+        <w:t xml:space="preserve">1984. </w:t>
       </w:r>
       <w:r>
         <w:rPr>
@@ -609,9 +639,9 @@
           <w:noProof/>
         </w:rPr>
         <w:drawing>
-          <wp:inline distT="0" distB="0" distL="0" distR="0" wp14:anchorId="3A1AF2B0" wp14:editId="3FB01BC3">
-            <wp:extent cx="5943600" cy="5188585"/>
-            <wp:effectExtent l="0" t="0" r="0" b="5715"/>
+          <wp:inline distT="0" distB="0" distL="0" distR="0" wp14:anchorId="3A1AF2B0" wp14:editId="640A543E">
+            <wp:extent cx="2061275" cy="1314063"/>
+            <wp:effectExtent l="0" t="0" r="0" b="0"/>
             <wp:docPr id="1058594678" name="Picture 1"/>
             <wp:cNvGraphicFramePr>
               <a:graphicFrameLocks xmlns:a="http://schemas.openxmlformats.org/drawingml/2006/main" noChangeAspect="1"/>
@@ -623,20 +653,35 @@
                     <pic:cNvPr id="1058594678" name=""/>
                     <pic:cNvPicPr/>
                   </pic:nvPicPr>
-                  <pic:blipFill>
-                    <a:blip r:embed="rId8"/>
+                  <pic:blipFill rotWithShape="1">
+                    <a:blip r:embed="rId7" cstate="email">
+                      <a:extLst>
+                        <a:ext uri="{28A0092B-C50C-407E-A947-70E740481C1C}">
+                          <a14:useLocalDpi xmlns:a14="http://schemas.microsoft.com/office/drawing/2010/main"/>
+                        </a:ext>
+                      </a:extLst>
+                    </a:blip>
+                    <a:srcRect/>
                     <a:stretch>
                       <a:fillRect/>
                     </a:stretch>
                   </pic:blipFill>
-                  <pic:spPr>
+                  <pic:spPr bwMode="auto">
                     <a:xfrm>
                       <a:off x="0" y="0"/>
-                      <a:ext cx="5943600" cy="5188585"/>
+                      <a:ext cx="2097909" cy="1337417"/>
                     </a:xfrm>
                     <a:prstGeom prst="rect">
                       <a:avLst/>
                     </a:prstGeom>
+                    <a:ln>
+                      <a:noFill/>
+                    </a:ln>
+                    <a:extLst>
+                      <a:ext uri="{53640926-AAD7-44D8-BBD7-CCE9431645EC}">
+                        <a14:shadowObscured xmlns:a14="http://schemas.microsoft.com/office/drawing/2010/main"/>
+                      </a:ext>
+                    </a:extLst>
                   </pic:spPr>
                 </pic:pic>
               </a:graphicData>
@@ -710,7 +755,6 @@
         <w:pStyle w:val="ListNumber"/>
       </w:pPr>
       <w:r>
-        <w:lastRenderedPageBreak/>
         <w:t>Numbered list item</w:t>
       </w:r>
     </w:p>
@@ -823,6 +867,7 @@
         <w:pStyle w:val="callout"/>
       </w:pPr>
       <w:r>
+        <w:lastRenderedPageBreak/>
         <w:t xml:space="preserve">This is a note callout. It spans more than one line. This is a note callout. It spans more than one line. This is a note callout. It spans more than one line. This is a note callout. It spans more than one line. </w:t>
       </w:r>
     </w:p>
@@ -942,12 +987,12 @@
       </w:pPr>
     </w:p>
     <w:sectPr>
-      <w:headerReference w:type="even" r:id="rId9"/>
-      <w:headerReference w:type="default" r:id="rId10"/>
-      <w:footerReference w:type="even" r:id="rId11"/>
-      <w:footerReference w:type="default" r:id="rId12"/>
-      <w:headerReference w:type="first" r:id="rId13"/>
-      <w:footerReference w:type="first" r:id="rId14"/>
+      <w:headerReference w:type="even" r:id="rId8"/>
+      <w:headerReference w:type="default" r:id="rId9"/>
+      <w:footerReference w:type="even" r:id="rId10"/>
+      <w:footerReference w:type="default" r:id="rId11"/>
+      <w:headerReference w:type="first" r:id="rId12"/>
+      <w:footerReference w:type="first" r:id="rId13"/>
       <w:footnotePr>
         <w:numRestart w:val="eachSect"/>
       </w:footnotePr>
